--- a/published/ai-family/04_screens_toys_tools/06_learning/lecture-content/06_learning-module.docx
+++ b/published/ai-family/04_screens_toys_tools/06_learning/lecture-content/06_learning-module.docx
@@ -4,7 +4,7 @@
   <w:body>
     <w:p>
       <w:r>
-        <w:t>Module 06: Learning in Family</w:t>
+        <w:t>Module 06: Learning — Bugs and Updates</w:t>
       </w:r>
     </w:p>
     <w:p>
@@ -14,12 +14,22 @@
     </w:p>
     <w:p>
       <w:r>
-        <w:t>Define Learning within the context of Family.  Analyze how Learning interacts with other components of the Active Inference framework.  Apply specific constraints of Family to the formal definition of Learning.   Introduction</w:t>
+        <w:t>Understand that a Bug is just a mistake in the code.  Learn about Debugging (Being a Code Detective).  Know that Updates make things better (Version 2.0).   Introduction: The Glitch</w:t>
       </w:r>
     </w:p>
     <w:p>
       <w:r>
-        <w:t>This module explores Learning . In the Family curriculum, we approach this topic with a focus on specific applications and theoretical depth appropriate for the audience. Learning is a critical component of the 8-part Active Inference spine, bridging the gap between [Previous Topic] and [Next Topic].</w:t>
+        <w:t>Have you ever seen a game character get stuck in a wall?</w:t>
+        <w:br/>
+        <w:t>That is a Glitch (or a Bug).</w:t>
+        <w:br/>
+        <w:t>The computer didn't know what to do, so it got confused.</w:t>
+        <w:br/>
+        <w:t>It doesn't mean the computer is broken.</w:t>
+        <w:br/>
+        <w:t>It means the Code needs to be fixed.</w:t>
+        <w:br/>
+        <w:t>We learn by fixing bugs.</w:t>
       </w:r>
     </w:p>
     <w:p>
@@ -29,56 +39,102 @@
     </w:p>
     <w:p>
       <w:r>
-        <w:t>1. Learning as a Markov Blanket Boundary</w:t>
+        <w:t>1. The Bug (The Moth)</w:t>
       </w:r>
     </w:p>
     <w:p>
       <w:r>
-        <w:t>How does Learning define the boundary between the agent and the environment?</w:t>
+        <w:t>The first computer bug was a literal moth stuck in a machine!</w:t>
+        <w:br/>
+        <w:t>Now, it means a mistake in logic.</w:t>
       </w:r>
     </w:p>
     <w:p>
       <w:r>
-        <w:t>2. Generative Models of Learning</w:t>
+        <w:t>"Walk forward 10 steps."  (Oops, there is a cliff).  Bug: Character walks off cliff.   2. Debugging (The Detective)</w:t>
       </w:r>
     </w:p>
     <w:p>
       <w:r>
-        <w:t>What parameters involved in Learning must be optimized to minimize variational free energy?</w:t>
+        <w:t>How do you fix it?</w:t>
+        <w:br/>
+        <w:t>You can't just yell at the computer.</w:t>
+        <w:br/>
+        <w:t>You have to step through the code line by line.</w:t>
+        <w:br/>
+        <w:t>"Aha! I forgot to tell it to stop at the cliff."</w:t>
+        <w:br/>
+        <w:t>Fixing the error helps the System learn.</w:t>
       </w:r>
     </w:p>
     <w:p>
       <w:r>
-        <w:t>3. Active Inference Dynamics</w:t>
+        <w:t>3. Updates (Version 2.0)</w:t>
       </w:r>
     </w:p>
     <w:p>
       <w:r>
-        <w:t>How does the process of Learning drive the perception-action loop?</w:t>
+        <w:t>Why does your tablet need to update?</w:t>
+        <w:br/>
+        <w:t>Because the programmers found bugs and fixed them!</w:t>
+        <w:br/>
+        <w:t>Every update makes the system smarter, faster, and safer.</w:t>
+        <w:br/>
+        <w:t>You are like an app; you are always updating too.</w:t>
       </w:r>
     </w:p>
     <w:p>
       <w:r>
-        <w:t>Applications</w:t>
+        <w:t>Activities</w:t>
       </w:r>
     </w:p>
     <w:p>
       <w:r>
-        <w:t>In Family, we see Learning manifest in:</w:t>
-        <w:br/>
-        <w:t>* Specific Example 1 : [Add domain-specific example here]</w:t>
-        <w:br/>
-        <w:t>* Specific Example 2 : [Add domain-specific example here]</w:t>
+        <w:t>Activity 1: Debug the Robot</w:t>
       </w:r>
     </w:p>
     <w:p>
       <w:r>
-        <w:t>Conclusion</w:t>
+        <w:t>Parent acts as a Robot with a "Bug."</w:t>
+        <w:br/>
+        <w:t>"I will make a sandwich."</w:t>
+        <w:br/>
+        <w:t>(Robot puts bread on head).</w:t>
+        <w:br/>
+        <w:t>Child must say "Stop! Debug!"</w:t>
+        <w:br/>
+        <w:t>Child gives new instruction: "Put bread on plate."</w:t>
+        <w:br/>
+        <w:t>Robot tries again.</w:t>
       </w:r>
     </w:p>
     <w:p>
       <w:r>
-        <w:t>Understanding Learning allows us to better model complex adaptive systems. In the next module, we will expand on this foundation.</w:t>
+        <w:t>Activity 2: Find the Error</w:t>
+      </w:r>
+    </w:p>
+    <w:p>
+      <w:r>
+        <w:t>Write a simple sequence on paper:</w:t>
+      </w:r>
+    </w:p>
+    <w:p>
+      <w:r>
+        <w:t>Put on socks.  Put on shoes.  Tie laces.</w:t>
+        <w:br/>
+        <w:t>Now, mix them up:  Put on shoes.  Tie laces.  Put on socks.</w:t>
+        <w:br/>
+        <w:t>Ask the child: "What is the Bug?" (Socks go inside shoes!).   Summary</w:t>
+      </w:r>
+    </w:p>
+    <w:p>
+      <w:r>
+        <w:t>Mistakes are not failures. They are just bugs waiting to be debugged. Keep updating yourself!</w:t>
+      </w:r>
+    </w:p>
+    <w:p>
+      <w:r>
+        <w:t>References</w:t>
       </w:r>
     </w:p>
     <w:sectPr>
